--- a/Analog-Signal-Components/PAX/Original-Design/Measurement Prodocol/PAX Boxes/PB-043/Measurement 2 (after x pam replace) /Measurement Protocol PAX PB-043.docx
+++ b/Analog-Signal-Components/PAX/Original-Design/Measurement Prodocol/PAX Boxes/PB-043/Measurement 2 (after x pam replace) /Measurement Protocol PAX PB-043.docx
@@ -85,7 +85,14 @@
                 <w:b w:val="0"/>
                 <w:color w:val="00B050"/>
               </w:rPr>
-              <w:t>10</w:t>
+              <w:t>1</w:t>
+            </w:r>
+            <w:r>
+              <w:rPr>
+                <w:b w:val="0"/>
+                <w:color w:val="00B050"/>
+              </w:rPr>
+              <w:t>1</w:t>
             </w:r>
             <w:r>
               <w:rPr>
@@ -306,6 +313,13 @@
                 <w:color w:val="FF0000"/>
               </w:rPr>
             </w:pPr>
+            <w:r>
+              <w:rPr>
+                <w:b w:val="0"/>
+                <w:color w:val="FF0000"/>
+              </w:rPr>
+              <w:t>Replaced X-pam from 009, remeasurement.</w:t>
+            </w:r>
           </w:p>
         </w:tc>
       </w:tr>
@@ -569,30 +583,9 @@
             <w:r>
               <w:rPr>
                 <w:b w:val="0"/>
-                <w:color w:val="00B050"/>
-              </w:rPr>
-              <w:t>1.</w:t>
-            </w:r>
-            <w:r>
-              <w:rPr>
-                <w:b w:val="0"/>
-                <w:color w:val="00B050"/>
-              </w:rPr>
-              <w:t>12</w:t>
-            </w:r>
-            <w:r>
-              <w:rPr>
-                <w:b w:val="0"/>
-                <w:color w:val="00B050"/>
-              </w:rPr>
-              <w:t>8</w:t>
-            </w:r>
-            <w:r>
-              <w:rPr>
-                <w:b w:val="0"/>
-                <w:color w:val="00B050"/>
-              </w:rPr>
-              <w:t>mA</w:t>
+                <w:color w:val="70AD47" w:themeColor="accent6"/>
+              </w:rPr>
+              <w:t>1.084A</w:t>
             </w:r>
           </w:p>
         </w:tc>
@@ -645,23 +638,9 @@
             <w:r>
               <w:rPr>
                 <w:b w:val="0"/>
-                <w:color w:val="00B050"/>
-              </w:rPr>
-              <w:t>0.1</w:t>
-            </w:r>
-            <w:r>
-              <w:rPr>
-                <w:b w:val="0"/>
-                <w:color w:val="00B050"/>
-              </w:rPr>
-              <w:t>08</w:t>
-            </w:r>
-            <w:r>
-              <w:rPr>
-                <w:b w:val="0"/>
-                <w:color w:val="00B050"/>
-              </w:rPr>
-              <w:t>mA</w:t>
+                <w:color w:val="70AD47" w:themeColor="accent6"/>
+              </w:rPr>
+              <w:t>0.109A</w:t>
             </w:r>
           </w:p>
         </w:tc>
@@ -733,23 +712,9 @@
             <w:r>
               <w:rPr>
                 <w:b w:val="0"/>
-                <w:color w:val="00B050"/>
-              </w:rPr>
-              <w:t>0.</w:t>
-            </w:r>
-            <w:r>
-              <w:rPr>
-                <w:b w:val="0"/>
-                <w:color w:val="00B050"/>
-              </w:rPr>
-              <w:t>279</w:t>
-            </w:r>
-            <w:r>
-              <w:rPr>
-                <w:b w:val="0"/>
-                <w:color w:val="00B050"/>
-              </w:rPr>
-              <w:t>mA</w:t>
+                <w:color w:val="70AD47" w:themeColor="accent6"/>
+              </w:rPr>
+              <w:t>0.045A</w:t>
             </w:r>
           </w:p>
         </w:tc>
@@ -1296,23 +1261,18 @@
       </w:tr>
     </w:tbl>
     <w:p>
+      <w:pPr>
+        <w:jc w:val="center"/>
+      </w:pPr>
       <w:r>
         <w:rPr>
           <w:noProof/>
         </w:rPr>
         <w:drawing>
-          <wp:anchor distT="0" distB="0" distL="114300" distR="114300" simplePos="0" relativeHeight="251658240" behindDoc="0" locked="0" layoutInCell="1" allowOverlap="1" wp14:anchorId="722B5F49" wp14:editId="0C73E9FF">
-            <wp:simplePos x="0" y="0"/>
-            <wp:positionH relativeFrom="column">
-              <wp:posOffset>725805</wp:posOffset>
-            </wp:positionH>
-            <wp:positionV relativeFrom="paragraph">
-              <wp:posOffset>167640</wp:posOffset>
-            </wp:positionV>
-            <wp:extent cx="4305300" cy="3235386"/>
-            <wp:effectExtent l="0" t="0" r="0" b="3175"/>
-            <wp:wrapNone/>
-            <wp:docPr id="1" name="Picture 1" descr="A screenshot of a cell phone&#10;&#10;Description automatically generated"/>
+          <wp:inline distT="0" distB="0" distL="0" distR="0" wp14:anchorId="265EFD2F" wp14:editId="31B2165E">
+            <wp:extent cx="4613199" cy="3466769"/>
+            <wp:effectExtent l="0" t="0" r="0" b="635"/>
+            <wp:docPr id="2041872122" name="Picture 7" descr="A screen shot of a graph&#10;&#10;AI-generated content may be incorrect."/>
             <wp:cNvGraphicFramePr>
               <a:graphicFrameLocks xmlns:a="http://schemas.openxmlformats.org/drawingml/2006/main" noChangeAspect="1"/>
             </wp:cNvGraphicFramePr>
@@ -1320,7 +1280,7 @@
               <a:graphicData uri="http://schemas.openxmlformats.org/drawingml/2006/picture">
                 <pic:pic xmlns:pic="http://schemas.openxmlformats.org/drawingml/2006/picture">
                   <pic:nvPicPr>
-                    <pic:cNvPr id="1" name="Picture 1" descr="A screenshot of a cell phone&#10;&#10;Description automatically generated"/>
+                    <pic:cNvPr id="2041872122" name="Picture 7" descr="A screen shot of a graph&#10;&#10;AI-generated content may be incorrect."/>
                     <pic:cNvPicPr/>
                   </pic:nvPicPr>
                   <pic:blipFill>
@@ -1338,7 +1298,7 @@
                   <pic:spPr>
                     <a:xfrm>
                       <a:off x="0" y="0"/>
-                      <a:ext cx="4305300" cy="3235386"/>
+                      <a:ext cx="4652621" cy="3496394"/>
                     </a:xfrm>
                     <a:prstGeom prst="rect">
                       <a:avLst/>
@@ -1347,34 +1307,10 @@
                 </pic:pic>
               </a:graphicData>
             </a:graphic>
-            <wp14:sizeRelH relativeFrom="page">
-              <wp14:pctWidth>0</wp14:pctWidth>
-            </wp14:sizeRelH>
-            <wp14:sizeRelV relativeFrom="page">
-              <wp14:pctHeight>0</wp14:pctHeight>
-            </wp14:sizeRelV>
-          </wp:anchor>
+          </wp:inline>
         </w:drawing>
       </w:r>
     </w:p>
-    <w:p/>
-    <w:p/>
-    <w:p/>
-    <w:p/>
-    <w:p/>
-    <w:p/>
-    <w:p/>
-    <w:p/>
-    <w:p/>
-    <w:p/>
-    <w:p/>
-    <w:p/>
-    <w:p/>
-    <w:p/>
-    <w:p/>
-    <w:p/>
-    <w:p/>
-    <w:p/>
     <w:tbl>
       <w:tblPr>
         <w:tblStyle w:val="PlainTable1"/>
@@ -1500,23 +1436,18 @@
       </w:tr>
     </w:tbl>
     <w:p>
+      <w:pPr>
+        <w:jc w:val="center"/>
+      </w:pPr>
       <w:r>
         <w:rPr>
           <w:noProof/>
         </w:rPr>
         <w:drawing>
-          <wp:anchor distT="0" distB="0" distL="114300" distR="114300" simplePos="0" relativeHeight="251660288" behindDoc="0" locked="0" layoutInCell="1" allowOverlap="1" wp14:anchorId="5EE88327" wp14:editId="352FDCA9">
-            <wp:simplePos x="0" y="0"/>
-            <wp:positionH relativeFrom="column">
-              <wp:posOffset>433705</wp:posOffset>
-            </wp:positionH>
-            <wp:positionV relativeFrom="paragraph">
-              <wp:posOffset>84455</wp:posOffset>
-            </wp:positionV>
-            <wp:extent cx="4889500" cy="3674406"/>
-            <wp:effectExtent l="0" t="0" r="0" b="0"/>
-            <wp:wrapNone/>
-            <wp:docPr id="2" name="Picture 2" descr="A screenshot of a cell phone&#10;&#10;Description automatically generated"/>
+          <wp:inline distT="0" distB="0" distL="0" distR="0" wp14:anchorId="152AC966" wp14:editId="1DC3DC86">
+            <wp:extent cx="4731026" cy="3555315"/>
+            <wp:effectExtent l="0" t="0" r="0" b="1270"/>
+            <wp:docPr id="1628361505" name="Picture 8" descr="A screen shot of a graph&#10;&#10;AI-generated content may be incorrect."/>
             <wp:cNvGraphicFramePr>
               <a:graphicFrameLocks xmlns:a="http://schemas.openxmlformats.org/drawingml/2006/main" noChangeAspect="1"/>
             </wp:cNvGraphicFramePr>
@@ -1524,7 +1455,7 @@
               <a:graphicData uri="http://schemas.openxmlformats.org/drawingml/2006/picture">
                 <pic:pic xmlns:pic="http://schemas.openxmlformats.org/drawingml/2006/picture">
                   <pic:nvPicPr>
-                    <pic:cNvPr id="2" name="Picture 2" descr="A screenshot of a cell phone&#10;&#10;Description automatically generated"/>
+                    <pic:cNvPr id="1628361505" name="Picture 8" descr="A screen shot of a graph&#10;&#10;AI-generated content may be incorrect."/>
                     <pic:cNvPicPr/>
                   </pic:nvPicPr>
                   <pic:blipFill>
@@ -1542,7 +1473,7 @@
                   <pic:spPr>
                     <a:xfrm>
                       <a:off x="0" y="0"/>
-                      <a:ext cx="4889500" cy="3674406"/>
+                      <a:ext cx="4767456" cy="3582692"/>
                     </a:xfrm>
                     <a:prstGeom prst="rect">
                       <a:avLst/>
@@ -1551,36 +1482,10 @@
                 </pic:pic>
               </a:graphicData>
             </a:graphic>
-            <wp14:sizeRelH relativeFrom="page">
-              <wp14:pctWidth>0</wp14:pctWidth>
-            </wp14:sizeRelH>
-            <wp14:sizeRelV relativeFrom="page">
-              <wp14:pctHeight>0</wp14:pctHeight>
-            </wp14:sizeRelV>
-          </wp:anchor>
+          </wp:inline>
         </w:drawing>
       </w:r>
     </w:p>
-    <w:p/>
-    <w:p/>
-    <w:p/>
-    <w:p/>
-    <w:p/>
-    <w:p/>
-    <w:p/>
-    <w:p/>
-    <w:p/>
-    <w:p/>
-    <w:p/>
-    <w:p/>
-    <w:p/>
-    <w:p/>
-    <w:p/>
-    <w:p/>
-    <w:p/>
-    <w:p/>
-    <w:p/>
-    <w:p/>
     <w:tbl>
       <w:tblPr>
         <w:tblStyle w:val="PlainTable1"/>
@@ -1890,23 +1795,18 @@
       </w:tr>
     </w:tbl>
     <w:p>
+      <w:pPr>
+        <w:jc w:val="center"/>
+      </w:pPr>
       <w:r>
         <w:rPr>
           <w:noProof/>
         </w:rPr>
         <w:drawing>
-          <wp:anchor distT="0" distB="0" distL="114300" distR="114300" simplePos="0" relativeHeight="251659264" behindDoc="0" locked="0" layoutInCell="1" allowOverlap="1" wp14:anchorId="3FDA7293" wp14:editId="295FEB39">
-            <wp:simplePos x="0" y="0"/>
-            <wp:positionH relativeFrom="column">
-              <wp:posOffset>662305</wp:posOffset>
-            </wp:positionH>
-            <wp:positionV relativeFrom="paragraph">
-              <wp:posOffset>104775</wp:posOffset>
-            </wp:positionV>
-            <wp:extent cx="4432300" cy="3330824"/>
+          <wp:inline distT="0" distB="0" distL="0" distR="0" wp14:anchorId="48D0677F" wp14:editId="60605123">
+            <wp:extent cx="4587875" cy="3447738"/>
             <wp:effectExtent l="0" t="0" r="0" b="0"/>
-            <wp:wrapNone/>
-            <wp:docPr id="3" name="Picture 3" descr="A screenshot of a cell phone&#10;&#10;Description automatically generated"/>
+            <wp:docPr id="608973954" name="Picture 5" descr="A screen shot of a graph&#10;&#10;AI-generated content may be incorrect."/>
             <wp:cNvGraphicFramePr>
               <a:graphicFrameLocks xmlns:a="http://schemas.openxmlformats.org/drawingml/2006/main" noChangeAspect="1"/>
             </wp:cNvGraphicFramePr>
@@ -1914,7 +1814,7 @@
               <a:graphicData uri="http://schemas.openxmlformats.org/drawingml/2006/picture">
                 <pic:pic xmlns:pic="http://schemas.openxmlformats.org/drawingml/2006/picture">
                   <pic:nvPicPr>
-                    <pic:cNvPr id="3" name="Picture 3" descr="A screenshot of a cell phone&#10;&#10;Description automatically generated"/>
+                    <pic:cNvPr id="608973954" name="Picture 5" descr="A screen shot of a graph&#10;&#10;AI-generated content may be incorrect."/>
                     <pic:cNvPicPr/>
                   </pic:nvPicPr>
                   <pic:blipFill>
@@ -1932,7 +1832,7 @@
                   <pic:spPr>
                     <a:xfrm>
                       <a:off x="0" y="0"/>
-                      <a:ext cx="4432300" cy="3330824"/>
+                      <a:ext cx="4636731" cy="3484452"/>
                     </a:xfrm>
                     <a:prstGeom prst="rect">
                       <a:avLst/>
@@ -1941,34 +1841,10 @@
                 </pic:pic>
               </a:graphicData>
             </a:graphic>
-            <wp14:sizeRelH relativeFrom="page">
-              <wp14:pctWidth>0</wp14:pctWidth>
-            </wp14:sizeRelH>
-            <wp14:sizeRelV relativeFrom="page">
-              <wp14:pctHeight>0</wp14:pctHeight>
-            </wp14:sizeRelV>
-          </wp:anchor>
+          </wp:inline>
         </w:drawing>
       </w:r>
     </w:p>
-    <w:p/>
-    <w:p/>
-    <w:p/>
-    <w:p/>
-    <w:p/>
-    <w:p/>
-    <w:p/>
-    <w:p/>
-    <w:p/>
-    <w:p/>
-    <w:p/>
-    <w:p/>
-    <w:p/>
-    <w:p/>
-    <w:p/>
-    <w:p/>
-    <w:p/>
-    <w:p/>
     <w:tbl>
       <w:tblPr>
         <w:tblStyle w:val="PlainTable1"/>
@@ -2094,23 +1970,18 @@
       </w:tr>
     </w:tbl>
     <w:p>
+      <w:pPr>
+        <w:jc w:val="center"/>
+      </w:pPr>
       <w:r>
         <w:rPr>
           <w:noProof/>
         </w:rPr>
         <w:drawing>
-          <wp:anchor distT="0" distB="0" distL="114300" distR="114300" simplePos="0" relativeHeight="251661312" behindDoc="0" locked="0" layoutInCell="1" allowOverlap="1" wp14:anchorId="39CA41C6" wp14:editId="4A7CD2EF">
-            <wp:simplePos x="0" y="0"/>
-            <wp:positionH relativeFrom="column">
-              <wp:posOffset>776605</wp:posOffset>
-            </wp:positionH>
-            <wp:positionV relativeFrom="paragraph">
-              <wp:posOffset>95885</wp:posOffset>
-            </wp:positionV>
-            <wp:extent cx="4203700" cy="3159035"/>
-            <wp:effectExtent l="0" t="0" r="0" b="3810"/>
-            <wp:wrapNone/>
-            <wp:docPr id="4" name="Picture 4" descr="A screenshot of a cell phone&#10;&#10;Description automatically generated"/>
+          <wp:inline distT="0" distB="0" distL="0" distR="0" wp14:anchorId="7DC38E17" wp14:editId="3D916C63">
+            <wp:extent cx="4587903" cy="3447758"/>
+            <wp:effectExtent l="0" t="0" r="0" b="0"/>
+            <wp:docPr id="146449005" name="Picture 6" descr="A screen shot of a graph&#10;&#10;AI-generated content may be incorrect."/>
             <wp:cNvGraphicFramePr>
               <a:graphicFrameLocks xmlns:a="http://schemas.openxmlformats.org/drawingml/2006/main" noChangeAspect="1"/>
             </wp:cNvGraphicFramePr>
@@ -2118,7 +1989,7 @@
               <a:graphicData uri="http://schemas.openxmlformats.org/drawingml/2006/picture">
                 <pic:pic xmlns:pic="http://schemas.openxmlformats.org/drawingml/2006/picture">
                   <pic:nvPicPr>
-                    <pic:cNvPr id="4" name="Picture 4" descr="A screenshot of a cell phone&#10;&#10;Description automatically generated"/>
+                    <pic:cNvPr id="146449005" name="Picture 6" descr="A screen shot of a graph&#10;&#10;AI-generated content may be incorrect."/>
                     <pic:cNvPicPr/>
                   </pic:nvPicPr>
                   <pic:blipFill>
@@ -2136,7 +2007,7 @@
                   <pic:spPr>
                     <a:xfrm>
                       <a:off x="0" y="0"/>
-                      <a:ext cx="4203700" cy="3159035"/>
+                      <a:ext cx="4676282" cy="3514174"/>
                     </a:xfrm>
                     <a:prstGeom prst="rect">
                       <a:avLst/>
@@ -2145,33 +2016,10 @@
                 </pic:pic>
               </a:graphicData>
             </a:graphic>
-            <wp14:sizeRelH relativeFrom="page">
-              <wp14:pctWidth>0</wp14:pctWidth>
-            </wp14:sizeRelH>
-            <wp14:sizeRelV relativeFrom="page">
-              <wp14:pctHeight>0</wp14:pctHeight>
-            </wp14:sizeRelV>
-          </wp:anchor>
+          </wp:inline>
         </w:drawing>
       </w:r>
     </w:p>
-    <w:p/>
-    <w:p/>
-    <w:p/>
-    <w:p/>
-    <w:p/>
-    <w:p/>
-    <w:p/>
-    <w:p/>
-    <w:p/>
-    <w:p/>
-    <w:p/>
-    <w:p/>
-    <w:p/>
-    <w:p/>
-    <w:p/>
-    <w:p/>
-    <w:p/>
     <w:tbl>
       <w:tblPr>
         <w:tblStyle w:val="PlainTable1"/>
@@ -2266,12 +2114,18 @@
         </w:tc>
       </w:tr>
     </w:tbl>
-    <w:p/>
     <w:p>
       <w:pPr>
-        <w:pStyle w:val="Heading3"/>
+        <w:rPr>
+          <w:rFonts w:asciiTheme="majorHAnsi" w:eastAsiaTheme="majorEastAsia" w:hAnsiTheme="majorHAnsi" w:cstheme="majorBidi"/>
+          <w:color w:val="1F4D78" w:themeColor="accent1" w:themeShade="7F"/>
+        </w:rPr>
       </w:pPr>
       <w:r>
+        <w:br w:type="page"/>
+      </w:r>
+      <w:r>
+        <w:lastRenderedPageBreak/>
         <w:t xml:space="preserve">Detector </w:t>
       </w:r>
       <w:r>
@@ -2606,7 +2460,7 @@
               <w:rPr>
                 <w:color w:val="00B050"/>
               </w:rPr>
-              <w:t>13.1</w:t>
+              <w:t>12.9</w:t>
             </w:r>
           </w:p>
         </w:tc>
@@ -2686,7 +2540,7 @@
               <w:rPr>
                 <w:color w:val="00B050"/>
               </w:rPr>
-              <w:t>13.1</w:t>
+              <w:t>12.9</w:t>
             </w:r>
           </w:p>
         </w:tc>
@@ -2763,7 +2617,7 @@
               <w:rPr>
                 <w:color w:val="00B050"/>
               </w:rPr>
-              <w:t>12.8</w:t>
+              <w:t>12.3</w:t>
             </w:r>
           </w:p>
         </w:tc>
@@ -2843,7 +2697,7 @@
               <w:rPr>
                 <w:color w:val="00B050"/>
               </w:rPr>
-              <w:t>9.5</w:t>
+              <w:t>10.3</w:t>
             </w:r>
           </w:p>
         </w:tc>
@@ -2920,7 +2774,7 @@
               <w:rPr>
                 <w:color w:val="00B050"/>
               </w:rPr>
-              <w:t>8.2</w:t>
+              <w:t>7.4</w:t>
             </w:r>
           </w:p>
         </w:tc>
@@ -2981,7 +2835,7 @@
               <w:rPr>
                 <w:color w:val="00B050"/>
               </w:rPr>
-              <w:t>0.8616</w:t>
+              <w:t>0.8484</w:t>
             </w:r>
           </w:p>
         </w:tc>
@@ -3000,7 +2854,7 @@
               <w:rPr>
                 <w:color w:val="00B050"/>
               </w:rPr>
-              <w:t>5.5</w:t>
+              <w:t>4.7</w:t>
             </w:r>
           </w:p>
         </w:tc>
@@ -3058,7 +2912,7 @@
               <w:rPr>
                 <w:color w:val="00B050"/>
               </w:rPr>
-              <w:t>0.6212</w:t>
+              <w:t>0.5139</w:t>
             </w:r>
           </w:p>
         </w:tc>
@@ -3077,7 +2931,7 @@
               <w:rPr>
                 <w:color w:val="00B050"/>
               </w:rPr>
-              <w:t>0.4</w:t>
+              <w:t>1.4</w:t>
             </w:r>
           </w:p>
         </w:tc>
@@ -3138,7 +2992,7 @@
               <w:rPr>
                 <w:color w:val="00B050"/>
               </w:rPr>
-              <w:t>0.4951</w:t>
+              <w:t>0.2868</w:t>
             </w:r>
           </w:p>
         </w:tc>
@@ -3157,7 +3011,7 @@
               <w:rPr>
                 <w:color w:val="00B050"/>
               </w:rPr>
-              <w:t>-0.9</w:t>
+              <w:t>-1.7</w:t>
             </w:r>
           </w:p>
         </w:tc>
@@ -3215,7 +3069,7 @@
               <w:rPr>
                 <w:color w:val="00B050"/>
               </w:rPr>
-              <w:t>0.2673</w:t>
+              <w:t>0.1421</w:t>
             </w:r>
           </w:p>
         </w:tc>
@@ -3234,7 +3088,7 @@
               <w:rPr>
                 <w:color w:val="00B050"/>
               </w:rPr>
-              <w:t>-4.3</w:t>
+              <w:t>-5.1</w:t>
             </w:r>
           </w:p>
         </w:tc>
@@ -3295,7 +3149,7 @@
               <w:rPr>
                 <w:color w:val="00B050"/>
               </w:rPr>
-              <w:t>0.1465</w:t>
+              <w:t>0.0745</w:t>
             </w:r>
           </w:p>
         </w:tc>
@@ -3314,7 +3168,7 @@
               <w:rPr>
                 <w:color w:val="00B050"/>
               </w:rPr>
-              <w:t>-7.3</w:t>
+              <w:t>-8.1</w:t>
             </w:r>
           </w:p>
         </w:tc>
@@ -3372,7 +3226,7 @@
               <w:rPr>
                 <w:color w:val="00B050"/>
               </w:rPr>
-              <w:t>0.0779</w:t>
+              <w:t>0.0385</w:t>
             </w:r>
           </w:p>
         </w:tc>
@@ -3391,7 +3245,7 @@
               <w:rPr>
                 <w:color w:val="00B050"/>
               </w:rPr>
-              <w:t>-10.3</w:t>
+              <w:t>-11.2</w:t>
             </w:r>
           </w:p>
         </w:tc>
@@ -3452,7 +3306,7 @@
               <w:rPr>
                 <w:color w:val="00B050"/>
               </w:rPr>
-              <w:t>0.0408</w:t>
+              <w:t>0.0201</w:t>
             </w:r>
           </w:p>
         </w:tc>
@@ -3471,7 +3325,7 @@
               <w:rPr>
                 <w:color w:val="00B050"/>
               </w:rPr>
-              <w:t>-13.3</w:t>
+              <w:t>-14.2</w:t>
             </w:r>
           </w:p>
         </w:tc>
@@ -3529,7 +3383,7 @@
               <w:rPr>
                 <w:color w:val="00B050"/>
               </w:rPr>
-              <w:t>0.0216</w:t>
+              <w:t>0.0107</w:t>
             </w:r>
           </w:p>
         </w:tc>
@@ -3548,7 +3402,7 @@
               <w:rPr>
                 <w:color w:val="00B050"/>
               </w:rPr>
-              <w:t>-16.2</w:t>
+              <w:t>-17.1</w:t>
             </w:r>
           </w:p>
         </w:tc>
@@ -3609,7 +3463,7 @@
               <w:rPr>
                 <w:color w:val="00B050"/>
               </w:rPr>
-              <w:t>0.0109</w:t>
+              <w:t>0.0056</w:t>
             </w:r>
           </w:p>
         </w:tc>
@@ -3628,7 +3482,7 @@
               <w:rPr>
                 <w:color w:val="00B050"/>
               </w:rPr>
-              <w:t>-19.5</w:t>
+              <w:t>-20.4</w:t>
             </w:r>
           </w:p>
         </w:tc>
@@ -3686,7 +3540,7 @@
               <w:rPr>
                 <w:color w:val="00B050"/>
               </w:rPr>
-              <w:t>0.0062</w:t>
+              <w:t>0.0033</w:t>
             </w:r>
           </w:p>
         </w:tc>
@@ -3705,7 +3559,7 @@
               <w:rPr>
                 <w:color w:val="00B050"/>
               </w:rPr>
-              <w:t>-22.6</w:t>
+              <w:t>-23.5</w:t>
             </w:r>
           </w:p>
         </w:tc>
@@ -3766,7 +3620,7 @@
               <w:rPr>
                 <w:color w:val="00B050"/>
               </w:rPr>
-              <w:t>0.0038</w:t>
+              <w:t>0.0022</w:t>
             </w:r>
           </w:p>
         </w:tc>
@@ -3785,7 +3639,7 @@
               <w:rPr>
                 <w:color w:val="00B050"/>
               </w:rPr>
-              <w:t>-25.5</w:t>
+              <w:t>-26.4</w:t>
             </w:r>
           </w:p>
         </w:tc>
@@ -3843,7 +3697,7 @@
               <w:rPr>
                 <w:color w:val="00B050"/>
               </w:rPr>
-              <w:t>0.0026</w:t>
+              <w:t>0.0016</w:t>
             </w:r>
           </w:p>
         </w:tc>
@@ -3862,7 +3716,7 @@
               <w:rPr>
                 <w:color w:val="00B050"/>
               </w:rPr>
-              <w:t>-28.6</w:t>
+              <w:t>-29.5</w:t>
             </w:r>
           </w:p>
         </w:tc>
@@ -3923,7 +3777,7 @@
               <w:rPr>
                 <w:color w:val="00B050"/>
               </w:rPr>
-              <w:t>0.0020</w:t>
+              <w:t>0.0014</w:t>
             </w:r>
           </w:p>
         </w:tc>
@@ -3942,7 +3796,7 @@
               <w:rPr>
                 <w:color w:val="00B050"/>
               </w:rPr>
-              <w:t>-31.8</w:t>
+              <w:t>-32.7</w:t>
             </w:r>
           </w:p>
         </w:tc>
@@ -4000,7 +3854,7 @@
               <w:rPr>
                 <w:color w:val="00B050"/>
               </w:rPr>
-              <w:t>0.0016</w:t>
+              <w:t>0.0012</w:t>
             </w:r>
           </w:p>
         </w:tc>
@@ -4019,7 +3873,7 @@
               <w:rPr>
                 <w:color w:val="00B050"/>
               </w:rPr>
-              <w:t>-36.1</w:t>
+              <w:t>-35.4</w:t>
             </w:r>
           </w:p>
         </w:tc>
@@ -4080,7 +3934,7 @@
               <w:rPr>
                 <w:color w:val="00B050"/>
               </w:rPr>
-              <w:t>0.0016</w:t>
+              <w:t>0.0012</w:t>
             </w:r>
           </w:p>
         </w:tc>
@@ -4099,7 +3953,7 @@
               <w:rPr>
                 <w:color w:val="00B050"/>
               </w:rPr>
-              <w:t>-38.7</w:t>
+              <w:t>-37.87</w:t>
             </w:r>
           </w:p>
         </w:tc>
@@ -4160,7 +4014,7 @@
               <w:rPr>
                 <w:color w:val="00B050"/>
               </w:rPr>
-              <w:t>0.0015</w:t>
+              <w:t>0.0012</w:t>
             </w:r>
           </w:p>
         </w:tc>
@@ -4179,7 +4033,7 @@
               <w:rPr>
                 <w:color w:val="00B050"/>
               </w:rPr>
-              <w:t>-39.6</w:t>
+              <w:t>-40.2</w:t>
             </w:r>
           </w:p>
         </w:tc>
@@ -4478,7 +4332,7 @@
               <w:rPr>
                 <w:color w:val="00B050"/>
               </w:rPr>
-              <w:t>11.7</w:t>
+              <w:t>11.5</w:t>
             </w:r>
           </w:p>
         </w:tc>
@@ -4558,7 +4412,7 @@
               <w:rPr>
                 <w:color w:val="00B050"/>
               </w:rPr>
-              <w:t>10.5</w:t>
+              <w:t>10.6</w:t>
             </w:r>
           </w:p>
         </w:tc>
@@ -4635,7 +4489,7 @@
               <w:rPr>
                 <w:color w:val="00B050"/>
               </w:rPr>
-              <w:t>9.8</w:t>
+              <w:t>9.2</w:t>
             </w:r>
           </w:p>
         </w:tc>
@@ -4715,7 +4569,7 @@
               <w:rPr>
                 <w:color w:val="00B050"/>
               </w:rPr>
-              <w:t>6.3</w:t>
+              <w:t>7.2</w:t>
             </w:r>
           </w:p>
         </w:tc>
@@ -4792,7 +4646,7 @@
               <w:rPr>
                 <w:color w:val="00B050"/>
               </w:rPr>
-              <w:t>5.2</w:t>
+              <w:t>4.7</w:t>
             </w:r>
           </w:p>
         </w:tc>
@@ -4853,7 +4707,7 @@
               <w:rPr>
                 <w:color w:val="00B050"/>
               </w:rPr>
-              <w:t>0.8610</w:t>
+              <w:t>0.8241</w:t>
             </w:r>
           </w:p>
         </w:tc>
@@ -4872,7 +4726,7 @@
               <w:rPr>
                 <w:color w:val="00B050"/>
               </w:rPr>
-              <w:t>2.7</w:t>
+              <w:t>2.2</w:t>
             </w:r>
           </w:p>
         </w:tc>
@@ -4930,7 +4784,7 @@
               <w:rPr>
                 <w:color w:val="00B050"/>
               </w:rPr>
-              <w:t>0.5464</w:t>
+              <w:t>0.4526</w:t>
             </w:r>
           </w:p>
         </w:tc>
@@ -4949,7 +4803,7 @@
               <w:rPr>
                 <w:color w:val="00B050"/>
               </w:rPr>
-              <w:t>-2.3</w:t>
+              <w:t>-1.0</w:t>
             </w:r>
           </w:p>
         </w:tc>
@@ -5010,7 +4864,7 @@
               <w:rPr>
                 <w:color w:val="00B050"/>
               </w:rPr>
-              <w:t>0.4407</w:t>
+              <w:t>0.2494</w:t>
             </w:r>
           </w:p>
         </w:tc>
@@ -5029,7 +4883,7 @@
               <w:rPr>
                 <w:color w:val="00B050"/>
               </w:rPr>
-              <w:t>-3.5</w:t>
+              <w:t>-3.9</w:t>
             </w:r>
           </w:p>
         </w:tc>
@@ -5087,7 +4941,7 @@
               <w:rPr>
                 <w:color w:val="00B050"/>
               </w:rPr>
-              <w:t>0.2471</w:t>
+              <w:t>0.1289</w:t>
             </w:r>
           </w:p>
         </w:tc>
@@ -5106,7 +4960,7 @@
               <w:rPr>
                 <w:color w:val="00B050"/>
               </w:rPr>
-              <w:t>-6.6</w:t>
+              <w:t>-6.9</w:t>
             </w:r>
           </w:p>
         </w:tc>
@@ -5167,7 +5021,7 @@
               <w:rPr>
                 <w:color w:val="00B050"/>
               </w:rPr>
-              <w:t>0.1302</w:t>
+              <w:t>0.0642</w:t>
             </w:r>
           </w:p>
         </w:tc>
@@ -5186,7 +5040,7 @@
               <w:rPr>
                 <w:color w:val="00B050"/>
               </w:rPr>
-              <w:t>-9.7</w:t>
+              <w:t>-10.0</w:t>
             </w:r>
           </w:p>
         </w:tc>
@@ -5244,7 +5098,7 @@
               <w:rPr>
                 <w:color w:val="00B050"/>
               </w:rPr>
-              <w:t>0.0704</w:t>
+              <w:t>0.0332</w:t>
             </w:r>
           </w:p>
         </w:tc>
@@ -5263,7 +5117,7 @@
               <w:rPr>
                 <w:color w:val="00B050"/>
               </w:rPr>
-              <w:t>-12.5</w:t>
+              <w:t>-12.9</w:t>
             </w:r>
           </w:p>
         </w:tc>
@@ -5324,7 +5178,7 @@
               <w:rPr>
                 <w:color w:val="00B050"/>
               </w:rPr>
-              <w:t>0.0361</w:t>
+              <w:t>0.0168</w:t>
             </w:r>
           </w:p>
         </w:tc>
@@ -5343,7 +5197,7 @@
               <w:rPr>
                 <w:color w:val="00B050"/>
               </w:rPr>
-              <w:t>-15.6</w:t>
+              <w:t>-15.9</w:t>
             </w:r>
           </w:p>
         </w:tc>
@@ -5401,7 +5255,7 @@
               <w:rPr>
                 <w:color w:val="00B050"/>
               </w:rPr>
-              <w:t>0.0202</w:t>
+              <w:t>0.0095</w:t>
             </w:r>
           </w:p>
         </w:tc>
@@ -5420,7 +5274,7 @@
               <w:rPr>
                 <w:color w:val="00B050"/>
               </w:rPr>
-              <w:t>-18.3</w:t>
+              <w:t>-18.6</w:t>
             </w:r>
           </w:p>
         </w:tc>
@@ -5481,7 +5335,7 @@
               <w:rPr>
                 <w:color w:val="00B050"/>
               </w:rPr>
-              <w:t>0.0104</w:t>
+              <w:t>0.0050</w:t>
             </w:r>
           </w:p>
         </w:tc>
@@ -5500,7 +5354,7 @@
               <w:rPr>
                 <w:color w:val="00B050"/>
               </w:rPr>
-              <w:t>-21.6</w:t>
+              <w:t>-21.9</w:t>
             </w:r>
           </w:p>
         </w:tc>
@@ -5558,7 +5412,7 @@
               <w:rPr>
                 <w:color w:val="00B050"/>
               </w:rPr>
-              <w:t>0.0061</w:t>
+              <w:t>0.0030</w:t>
             </w:r>
           </w:p>
         </w:tc>
@@ -5577,7 +5431,7 @@
               <w:rPr>
                 <w:color w:val="00B050"/>
               </w:rPr>
-              <w:t>-24.7</w:t>
+              <w:t>-25.0</w:t>
             </w:r>
           </w:p>
         </w:tc>
@@ -5638,7 +5492,7 @@
               <w:rPr>
                 <w:color w:val="00B050"/>
               </w:rPr>
-              <w:t>0.0039</w:t>
+              <w:t>0.0021</w:t>
             </w:r>
           </w:p>
         </w:tc>
@@ -5657,7 +5511,7 @@
               <w:rPr>
                 <w:color w:val="00B050"/>
               </w:rPr>
-              <w:t>-27.7</w:t>
+              <w:t>-28.0</w:t>
             </w:r>
           </w:p>
         </w:tc>
@@ -5715,7 +5569,7 @@
               <w:rPr>
                 <w:color w:val="00B050"/>
               </w:rPr>
-              <w:t>0.0030</w:t>
+              <w:t>0.0016</w:t>
             </w:r>
           </w:p>
         </w:tc>
@@ -5734,7 +5588,7 @@
               <w:rPr>
                 <w:color w:val="00B050"/>
               </w:rPr>
-              <w:t>-30.6</w:t>
+              <w:t>-30.7</w:t>
             </w:r>
           </w:p>
         </w:tc>
@@ -5795,7 +5649,7 @@
               <w:rPr>
                 <w:color w:val="00B050"/>
               </w:rPr>
-              <w:t>0.0024</w:t>
+              <w:t>0.0013</w:t>
             </w:r>
           </w:p>
         </w:tc>
@@ -5875,7 +5729,7 @@
               <w:rPr>
                 <w:color w:val="00B050"/>
               </w:rPr>
-              <w:t>0.0021</w:t>
+              <w:t>0.0013</w:t>
             </w:r>
           </w:p>
         </w:tc>
@@ -5894,7 +5748,7 @@
               <w:rPr>
                 <w:color w:val="00B050"/>
               </w:rPr>
-              <w:t>-38.0</w:t>
+              <w:t>-36.5</w:t>
             </w:r>
           </w:p>
         </w:tc>
@@ -5955,7 +5809,7 @@
               <w:rPr>
                 <w:color w:val="00B050"/>
               </w:rPr>
-              <w:t>0.0020</w:t>
+              <w:t>0.0011</w:t>
             </w:r>
           </w:p>
         </w:tc>
@@ -5974,7 +5828,7 @@
               <w:rPr>
                 <w:color w:val="00B050"/>
               </w:rPr>
-              <w:t>-40.2</w:t>
+              <w:t>-38.7</w:t>
             </w:r>
           </w:p>
         </w:tc>
@@ -6032,7 +5886,7 @@
               <w:rPr>
                 <w:color w:val="00B050"/>
               </w:rPr>
-              <w:t>0.0019</w:t>
+              <w:t>0.0011</w:t>
             </w:r>
           </w:p>
         </w:tc>
@@ -6051,7 +5905,7 @@
               <w:rPr>
                 <w:color w:val="00B050"/>
               </w:rPr>
-              <w:t>-41.0</w:t>
+              <w:t>-40.8</w:t>
             </w:r>
           </w:p>
         </w:tc>
@@ -6374,7 +6228,7 @@
               <w:rPr>
                 <w:color w:val="00B050"/>
               </w:rPr>
-              <w:t>13.3</w:t>
+              <w:t>13.1</w:t>
             </w:r>
           </w:p>
         </w:tc>
@@ -6454,7 +6308,7 @@
               <w:rPr>
                 <w:color w:val="00B050"/>
               </w:rPr>
-              <w:t>13.3</w:t>
+              <w:t>13.1</w:t>
             </w:r>
           </w:p>
         </w:tc>
@@ -6531,7 +6385,7 @@
               <w:rPr>
                 <w:color w:val="00B050"/>
               </w:rPr>
-              <w:t>12.8</w:t>
+              <w:t>12.4</w:t>
             </w:r>
           </w:p>
         </w:tc>
@@ -6611,7 +6465,7 @@
               <w:rPr>
                 <w:color w:val="00B050"/>
               </w:rPr>
-              <w:t>10.6</w:t>
+              <w:t>10.3</w:t>
             </w:r>
           </w:p>
         </w:tc>
@@ -6669,7 +6523,7 @@
               <w:rPr>
                 <w:color w:val="00B050"/>
               </w:rPr>
-              <w:t>0.8535</w:t>
+              <w:t>0.8471</w:t>
             </w:r>
           </w:p>
         </w:tc>
@@ -6688,7 +6542,7 @@
               <w:rPr>
                 <w:color w:val="00B050"/>
               </w:rPr>
-              <w:t>7.6</w:t>
+              <w:t>7.4</w:t>
             </w:r>
           </w:p>
         </w:tc>
@@ -6749,7 +6603,7 @@
               <w:rPr>
                 <w:color w:val="00B050"/>
               </w:rPr>
-              <w:t>0.8043</w:t>
+              <w:t>0.7982</w:t>
             </w:r>
           </w:p>
         </w:tc>
@@ -6768,7 +6622,7 @@
               <w:rPr>
                 <w:color w:val="00B050"/>
               </w:rPr>
-              <w:t>4.8</w:t>
+              <w:t>4.5</w:t>
             </w:r>
           </w:p>
         </w:tc>
@@ -6826,7 +6680,7 @@
               <w:rPr>
                 <w:color w:val="00B050"/>
               </w:rPr>
-              <w:t>0.4478</w:t>
+              <w:t>0.4339</w:t>
             </w:r>
           </w:p>
         </w:tc>
@@ -6845,7 +6699,7 @@
               <w:rPr>
                 <w:color w:val="00B050"/>
               </w:rPr>
-              <w:t>1.5</w:t>
+              <w:t>1.2</w:t>
             </w:r>
           </w:p>
         </w:tc>
@@ -6906,7 +6760,7 @@
               <w:rPr>
                 <w:color w:val="00B050"/>
               </w:rPr>
-              <w:t>0.2470</w:t>
+              <w:t>0.2342</w:t>
             </w:r>
           </w:p>
         </w:tc>
@@ -6925,7 +6779,7 @@
               <w:rPr>
                 <w:color w:val="00B050"/>
               </w:rPr>
-              <w:t>-1.61</w:t>
+              <w:t>-1.9</w:t>
             </w:r>
           </w:p>
         </w:tc>
@@ -6983,7 +6837,7 @@
               <w:rPr>
                 <w:color w:val="00B050"/>
               </w:rPr>
-              <w:t>0.1234</w:t>
+              <w:t>0.1141</w:t>
             </w:r>
           </w:p>
         </w:tc>
@@ -7002,7 +6856,7 @@
               <w:rPr>
                 <w:color w:val="00B050"/>
               </w:rPr>
-              <w:t>-5.0</w:t>
+              <w:t>-5.3</w:t>
             </w:r>
           </w:p>
         </w:tc>
@@ -7063,7 +6917,7 @@
               <w:rPr>
                 <w:color w:val="00B050"/>
               </w:rPr>
-              <w:t>0.0649</w:t>
+              <w:t>0.0595</w:t>
             </w:r>
           </w:p>
         </w:tc>
@@ -7082,7 +6936,7 @@
               <w:rPr>
                 <w:color w:val="00B050"/>
               </w:rPr>
-              <w:t>-8.0</w:t>
+              <w:t>-8.2</w:t>
             </w:r>
           </w:p>
         </w:tc>
@@ -7140,7 +6994,7 @@
               <w:rPr>
                 <w:color w:val="00B050"/>
               </w:rPr>
-              <w:t>0.0335</w:t>
+              <w:t>0.0305</w:t>
             </w:r>
           </w:p>
         </w:tc>
@@ -7159,7 +7013,7 @@
               <w:rPr>
                 <w:color w:val="00B050"/>
               </w:rPr>
-              <w:t>-11.0</w:t>
+              <w:t>-11.3</w:t>
             </w:r>
           </w:p>
         </w:tc>
@@ -7220,7 +7074,7 @@
               <w:rPr>
                 <w:color w:val="00B050"/>
               </w:rPr>
-              <w:t>0.0176</w:t>
+              <w:t>0.016</w:t>
             </w:r>
           </w:p>
         </w:tc>
@@ -7239,7 +7093,7 @@
               <w:rPr>
                 <w:color w:val="00B050"/>
               </w:rPr>
-              <w:t>-14.0</w:t>
+              <w:t>-14.3</w:t>
             </w:r>
           </w:p>
         </w:tc>
@@ -7297,7 +7151,7 @@
               <w:rPr>
                 <w:color w:val="00B050"/>
               </w:rPr>
-              <w:t>0.0092</w:t>
+              <w:t>0.0087</w:t>
             </w:r>
           </w:p>
         </w:tc>
@@ -7316,7 +7170,7 @@
               <w:rPr>
                 <w:color w:val="00B050"/>
               </w:rPr>
-              <w:t>-17.0</w:t>
+              <w:t>-17.3</w:t>
             </w:r>
           </w:p>
         </w:tc>
@@ -7377,7 +7231,7 @@
               <w:rPr>
                 <w:color w:val="00B050"/>
               </w:rPr>
-              <w:t>0.0049</w:t>
+              <w:t>0.0046</w:t>
             </w:r>
           </w:p>
         </w:tc>
@@ -7396,7 +7250,7 @@
               <w:rPr>
                 <w:color w:val="00B050"/>
               </w:rPr>
-              <w:t>-20.3</w:t>
+              <w:t>-20.6</w:t>
             </w:r>
           </w:p>
         </w:tc>
@@ -7473,7 +7327,7 @@
               <w:rPr>
                 <w:color w:val="00B050"/>
               </w:rPr>
-              <w:t>-23.4</w:t>
+              <w:t>-23.7</w:t>
             </w:r>
           </w:p>
         </w:tc>
@@ -7534,7 +7388,7 @@
               <w:rPr>
                 <w:color w:val="00B050"/>
               </w:rPr>
-              <w:t>0.0020</w:t>
+              <w:t>0.002</w:t>
             </w:r>
           </w:p>
         </w:tc>
@@ -7553,7 +7407,7 @@
               <w:rPr>
                 <w:color w:val="00B050"/>
               </w:rPr>
-              <w:t>-26.3</w:t>
+              <w:t>-26.7</w:t>
             </w:r>
           </w:p>
         </w:tc>
@@ -7611,7 +7465,7 @@
               <w:rPr>
                 <w:color w:val="00B050"/>
               </w:rPr>
-              <w:t>0.0014</w:t>
+              <w:t>0.0015</w:t>
             </w:r>
           </w:p>
         </w:tc>
@@ -7630,7 +7484,7 @@
               <w:rPr>
                 <w:color w:val="00B050"/>
               </w:rPr>
-              <w:t>-29.5</w:t>
+              <w:t>-29.8</w:t>
             </w:r>
           </w:p>
         </w:tc>
@@ -7691,7 +7545,7 @@
               <w:rPr>
                 <w:color w:val="00B050"/>
               </w:rPr>
-              <w:t>0.0012</w:t>
+              <w:t>0.0014</w:t>
             </w:r>
           </w:p>
         </w:tc>
@@ -7710,7 +7564,7 @@
               <w:rPr>
                 <w:color w:val="00B050"/>
               </w:rPr>
-              <w:t>-32.7</w:t>
+              <w:t>-33.0</w:t>
             </w:r>
           </w:p>
         </w:tc>
@@ -7768,7 +7622,7 @@
               <w:rPr>
                 <w:color w:val="00B050"/>
               </w:rPr>
-              <w:t>0.0011</w:t>
+              <w:t>0.0013</w:t>
             </w:r>
           </w:p>
         </w:tc>
@@ -7787,7 +7641,7 @@
               <w:rPr>
                 <w:color w:val="00B050"/>
               </w:rPr>
-              <w:t>-35.4</w:t>
+              <w:t>-35.7</w:t>
             </w:r>
           </w:p>
         </w:tc>
@@ -7848,7 +7702,7 @@
               <w:rPr>
                 <w:color w:val="00B050"/>
               </w:rPr>
-              <w:t>0.0011</w:t>
+              <w:t>0.0013</w:t>
             </w:r>
           </w:p>
         </w:tc>
@@ -7867,7 +7721,7 @@
               <w:rPr>
                 <w:color w:val="00B050"/>
               </w:rPr>
-              <w:t>-37.9</w:t>
+              <w:t>-48.2</w:t>
             </w:r>
           </w:p>
         </w:tc>
@@ -7928,7 +7782,7 @@
               <w:rPr>
                 <w:color w:val="00B050"/>
               </w:rPr>
-              <w:t>0.0010</w:t>
+              <w:t>0.0012</w:t>
             </w:r>
           </w:p>
         </w:tc>
@@ -7947,7 +7801,7 @@
               <w:rPr>
                 <w:color w:val="00B050"/>
               </w:rPr>
-              <w:t>-40.2</w:t>
+              <w:t>-40.5</w:t>
             </w:r>
           </w:p>
         </w:tc>
@@ -8098,6 +7952,7 @@
       <w:tr>
         <w:trPr>
           <w:cnfStyle w:val="000000100000" w:firstRow="0" w:lastRow="0" w:firstColumn="0" w:lastColumn="0" w:oddVBand="0" w:evenVBand="0" w:oddHBand="1" w:evenHBand="0" w:firstRowFirstColumn="0" w:firstRowLastColumn="0" w:lastRowFirstColumn="0" w:lastRowLastColumn="0"/>
+          <w:trHeight w:val="616"/>
         </w:trPr>
         <w:tc>
           <w:tcPr>
@@ -8250,7 +8105,7 @@
               <w:rPr>
                 <w:color w:val="00B050"/>
               </w:rPr>
-              <w:t>12.0</w:t>
+              <w:t>11.8</w:t>
             </w:r>
           </w:p>
         </w:tc>
@@ -8330,7 +8185,7 @@
               <w:rPr>
                 <w:color w:val="00B050"/>
               </w:rPr>
-              <w:t>11.2</w:t>
+              <w:t>11.0</w:t>
             </w:r>
           </w:p>
         </w:tc>
@@ -8407,7 +8262,7 @@
               <w:rPr>
                 <w:color w:val="00B050"/>
               </w:rPr>
-              <w:t>9.8</w:t>
+              <w:t>9.6</w:t>
             </w:r>
           </w:p>
         </w:tc>
@@ -8487,7 +8342,7 @@
               <w:rPr>
                 <w:color w:val="00B050"/>
               </w:rPr>
-              <w:t>7.9</w:t>
+              <w:t>7.8</w:t>
             </w:r>
           </w:p>
         </w:tc>
@@ -8545,7 +8400,7 @@
               <w:rPr>
                 <w:color w:val="00B050"/>
               </w:rPr>
-              <w:t>0.8529</w:t>
+              <w:t>0.8471</w:t>
             </w:r>
           </w:p>
         </w:tc>
@@ -8564,7 +8419,7 @@
               <w:rPr>
                 <w:color w:val="00B050"/>
               </w:rPr>
-              <w:t>5.4</w:t>
+              <w:t>5.3</w:t>
             </w:r>
           </w:p>
         </w:tc>
@@ -8625,7 +8480,7 @@
               <w:rPr>
                 <w:color w:val="00B050"/>
               </w:rPr>
-              <w:t>0.7503</w:t>
+              <w:t>0.752</w:t>
             </w:r>
           </w:p>
         </w:tc>
@@ -8702,7 +8557,7 @@
               <w:rPr>
                 <w:color w:val="00B050"/>
               </w:rPr>
-              <w:t>0.4125</w:t>
+              <w:t>0.4066</w:t>
             </w:r>
           </w:p>
         </w:tc>
@@ -8782,7 +8637,7 @@
               <w:rPr>
                 <w:color w:val="00B050"/>
               </w:rPr>
-              <w:t>0.2261</w:t>
+              <w:t>0.2190</w:t>
             </w:r>
           </w:p>
         </w:tc>
@@ -8859,7 +8714,7 @@
               <w:rPr>
                 <w:color w:val="00B050"/>
               </w:rPr>
-              <w:t>0.1170</w:t>
+              <w:t>0.1111</w:t>
             </w:r>
           </w:p>
         </w:tc>
@@ -8939,7 +8794,7 @@
               <w:rPr>
                 <w:color w:val="00B050"/>
               </w:rPr>
-              <w:t>0.0585</w:t>
+              <w:t>0.0548</w:t>
             </w:r>
           </w:p>
         </w:tc>
@@ -9016,7 +8871,7 @@
               <w:rPr>
                 <w:color w:val="00B050"/>
               </w:rPr>
-              <w:t>0.0305</w:t>
+              <w:t>0.0281</w:t>
             </w:r>
           </w:p>
         </w:tc>
@@ -9096,7 +8951,7 @@
               <w:rPr>
                 <w:color w:val="00B050"/>
               </w:rPr>
-              <w:t>0.0157</w:t>
+              <w:t>0.0142</w:t>
             </w:r>
           </w:p>
         </w:tc>
@@ -9115,7 +8970,7 @@
               <w:rPr>
                 <w:color w:val="00B050"/>
               </w:rPr>
-              <w:t>-15.2</w:t>
+              <w:t>-15.3</w:t>
             </w:r>
           </w:p>
         </w:tc>
@@ -9173,7 +9028,19 @@
               <w:rPr>
                 <w:color w:val="00B050"/>
               </w:rPr>
-              <w:t>0.0090</w:t>
+              <w:t>0.0</w:t>
+            </w:r>
+            <w:r>
+              <w:rPr>
+                <w:color w:val="00B050"/>
+              </w:rPr>
+              <w:t>0</w:t>
+            </w:r>
+            <w:r>
+              <w:rPr>
+                <w:color w:val="00B050"/>
+              </w:rPr>
+              <w:t>8</w:t>
             </w:r>
           </w:p>
         </w:tc>
@@ -9192,7 +9059,7 @@
               <w:rPr>
                 <w:color w:val="00B050"/>
               </w:rPr>
-              <w:t>-17.9</w:t>
+              <w:t>-18.0</w:t>
             </w:r>
           </w:p>
         </w:tc>
@@ -9253,7 +9120,7 @@
               <w:rPr>
                 <w:color w:val="00B050"/>
               </w:rPr>
-              <w:t>0.0049</w:t>
+              <w:t>0.0043</w:t>
             </w:r>
           </w:p>
         </w:tc>
@@ -9272,7 +9139,7 @@
               <w:rPr>
                 <w:color w:val="00B050"/>
               </w:rPr>
-              <w:t>-21.3</w:t>
+              <w:t>-21.4</w:t>
             </w:r>
           </w:p>
         </w:tc>
@@ -9330,7 +9197,7 @@
               <w:rPr>
                 <w:color w:val="00B050"/>
               </w:rPr>
-              <w:t>0.0031</w:t>
+              <w:t>0.0028</w:t>
             </w:r>
           </w:p>
         </w:tc>
@@ -9349,7 +9216,7 @@
               <w:rPr>
                 <w:color w:val="00B050"/>
               </w:rPr>
-              <w:t>-24.4</w:t>
+              <w:t>-24.5</w:t>
             </w:r>
           </w:p>
         </w:tc>
@@ -9410,7 +9277,7 @@
               <w:rPr>
                 <w:color w:val="00B050"/>
               </w:rPr>
-              <w:t>0.0022</w:t>
+              <w:t>0.0020</w:t>
             </w:r>
           </w:p>
         </w:tc>
@@ -9429,7 +9296,7 @@
               <w:rPr>
                 <w:color w:val="00B050"/>
               </w:rPr>
-              <w:t>-27.5</w:t>
+              <w:t>-27.6</w:t>
             </w:r>
           </w:p>
         </w:tc>
@@ -9487,7 +9354,7 @@
               <w:rPr>
                 <w:color w:val="00B050"/>
               </w:rPr>
-              <w:t>0.0018</w:t>
+              <w:t>0.0016</w:t>
             </w:r>
           </w:p>
         </w:tc>
@@ -9506,7 +9373,7 @@
               <w:rPr>
                 <w:color w:val="00B050"/>
               </w:rPr>
-              <w:t>-30.3</w:t>
+              <w:t>-30.4</w:t>
             </w:r>
           </w:p>
         </w:tc>
@@ -9567,7 +9434,7 @@
               <w:rPr>
                 <w:color w:val="00B050"/>
               </w:rPr>
-              <w:t>0.0017</w:t>
+              <w:t>0.0014</w:t>
             </w:r>
           </w:p>
         </w:tc>
@@ -9586,7 +9453,7 @@
               <w:rPr>
                 <w:color w:val="00B050"/>
               </w:rPr>
-              <w:t>-33.7</w:t>
+              <w:t>-33.8</w:t>
             </w:r>
           </w:p>
         </w:tc>
@@ -9644,7 +9511,7 @@
               <w:rPr>
                 <w:color w:val="00B050"/>
               </w:rPr>
-              <w:t>0.0015</w:t>
+              <w:t>0.0013</w:t>
             </w:r>
           </w:p>
         </w:tc>
@@ -9724,7 +9591,7 @@
               <w:rPr>
                 <w:color w:val="00B050"/>
               </w:rPr>
-              <w:t>0.0015</w:t>
+              <w:t>0.0012</w:t>
             </w:r>
           </w:p>
         </w:tc>
@@ -9743,7 +9610,7 @@
               <w:rPr>
                 <w:color w:val="00B050"/>
               </w:rPr>
-              <w:t>-38.4</w:t>
+              <w:t>-38.5</w:t>
             </w:r>
           </w:p>
         </w:tc>
@@ -9804,7 +9671,7 @@
               <w:rPr>
                 <w:color w:val="00B050"/>
               </w:rPr>
-              <w:t>0.0014</w:t>
+              <w:t>0.0013</w:t>
             </w:r>
           </w:p>
         </w:tc>
@@ -10253,20 +10120,6 @@
                 <w:b w:val="0"/>
               </w:rPr>
               <w:t xml:space="preserve"> </w:t>
-            </w:r>
-            <w:r>
-              <w:rPr>
-                <w:b w:val="0"/>
-                <w:color w:val="00B050"/>
-              </w:rPr>
-              <w:t>3</w:t>
-            </w:r>
-            <w:r>
-              <w:rPr>
-                <w:b w:val="0"/>
-                <w:color w:val="00B050"/>
-              </w:rPr>
-              <w:t>5.1</w:t>
             </w:r>
           </w:p>
         </w:tc>

--- a/Analog-Signal-Components/PAX/Original-Design/Measurement Prodocol/PAX Boxes/PB-043/Measurement 2 (after x pam replace) /Measurement Protocol PAX PB-043.docx
+++ b/Analog-Signal-Components/PAX/Original-Design/Measurement Prodocol/PAX Boxes/PB-043/Measurement 2 (after x pam replace) /Measurement Protocol PAX PB-043.docx
@@ -1,6 +1,6 @@
 
 <file path=word/document.xml><?xml version="1.0" encoding="utf-8"?>
-<w:document xmlns:wpc="http://schemas.microsoft.com/office/word/2010/wordprocessingCanvas" xmlns:cx="http://schemas.microsoft.com/office/drawing/2014/chartex" xmlns:cx1="http://schemas.microsoft.com/office/drawing/2015/9/8/chartex" xmlns:cx2="http://schemas.microsoft.com/office/drawing/2015/10/21/chartex" xmlns:cx3="http://schemas.microsoft.com/office/drawing/2016/5/9/chartex" xmlns:cx4="http://schemas.microsoft.com/office/drawing/2016/5/10/chartex" xmlns:cx5="http://schemas.microsoft.com/office/drawing/2016/5/11/chartex" xmlns:cx6="http://schemas.microsoft.com/office/drawing/2016/5/12/chartex" xmlns:cx7="http://schemas.microsoft.com/office/drawing/2016/5/13/chartex" xmlns:cx8="http://schemas.microsoft.com/office/drawing/2016/5/14/chartex" xmlns:mc="http://schemas.openxmlformats.org/markup-compatibility/2006" xmlns:aink="http://schemas.microsoft.com/office/drawing/2016/ink" xmlns:am3d="http://schemas.microsoft.com/office/drawing/2017/model3d" xmlns:o="urn:schemas-microsoft-com:office:office" xmlns:oel="http://schemas.microsoft.com/office/2019/extlst" xmlns:r="http://schemas.openxmlformats.org/officeDocument/2006/relationships" xmlns:m="http://schemas.openxmlformats.org/officeDocument/2006/math" xmlns:v="urn:schemas-microsoft-com:vml" xmlns:wp14="http://schemas.microsoft.com/office/word/2010/wordprocessingDrawing" xmlns:wp="http://schemas.openxmlformats.org/drawingml/2006/wordprocessingDrawing" xmlns:w10="urn:schemas-microsoft-com:office:word" xmlns:w="http://schemas.openxmlformats.org/wordprocessingml/2006/main" xmlns:w14="http://schemas.microsoft.com/office/word/2010/wordml" xmlns:w15="http://schemas.microsoft.com/office/word/2012/wordml" xmlns:w16cex="http://schemas.microsoft.com/office/word/2018/wordml/cex" xmlns:w16cid="http://schemas.microsoft.com/office/word/2016/wordml/cid" xmlns:w16="http://schemas.microsoft.com/office/word/2018/wordml" xmlns:w16du="http://schemas.microsoft.com/office/word/2023/wordml/word16du" xmlns:w16sdtdh="http://schemas.microsoft.com/office/word/2020/wordml/sdtdatahash" xmlns:w16sdtfl="http://schemas.microsoft.com/office/word/2024/wordml/sdtformatlock" xmlns:w16se="http://schemas.microsoft.com/office/word/2015/wordml/symex" xmlns:wpg="http://schemas.microsoft.com/office/word/2010/wordprocessingGroup" xmlns:wpi="http://schemas.microsoft.com/office/word/2010/wordprocessingInk" xmlns:wne="http://schemas.microsoft.com/office/word/2006/wordml" xmlns:wps="http://schemas.microsoft.com/office/word/2010/wordprocessingShape" mc:Ignorable="w14 w15 w16se w16cid w16 w16cex w16sdtdh w16sdtfl w16du wp14">
+<w:document xmlns:wpc="http://schemas.microsoft.com/office/word/2010/wordprocessingCanvas" xmlns:cx="http://schemas.microsoft.com/office/drawing/2014/chartex" xmlns:cx1="http://schemas.microsoft.com/office/drawing/2015/9/8/chartex" xmlns:cx2="http://schemas.microsoft.com/office/drawing/2015/10/21/chartex" xmlns:cx3="http://schemas.microsoft.com/office/drawing/2016/5/9/chartex" xmlns:cx4="http://schemas.microsoft.com/office/drawing/2016/5/10/chartex" xmlns:cx5="http://schemas.microsoft.com/office/drawing/2016/5/11/chartex" xmlns:cx6="http://schemas.microsoft.com/office/drawing/2016/5/12/chartex" xmlns:cx7="http://schemas.microsoft.com/office/drawing/2016/5/13/chartex" xmlns:cx8="http://schemas.microsoft.com/office/drawing/2016/5/14/chartex" xmlns:mc="http://schemas.openxmlformats.org/markup-compatibility/2006" xmlns:m="http://schemas.openxmlformats.org/officeDocument/2006/math" xmlns:aink="http://schemas.microsoft.com/office/drawing/2016/ink" xmlns:am3d="http://schemas.microsoft.com/office/drawing/2017/model3d" xmlns:oel="http://schemas.microsoft.com/office/2019/extlst" xmlns:r="http://schemas.openxmlformats.org/officeDocument/2006/relationships" xmlns:wp14="http://schemas.microsoft.com/office/word/2010/wordprocessingDrawing" xmlns:wp="http://schemas.openxmlformats.org/drawingml/2006/wordprocessingDrawing" xmlns:wpg="http://schemas.microsoft.com/office/word/2010/wordprocessingGroup" xmlns:wpi="http://schemas.microsoft.com/office/word/2010/wordprocessingInk" xmlns:wps="http://schemas.microsoft.com/office/word/2010/wordprocessingShape" xmlns:o="urn:schemas-microsoft-com:office:office" xmlns:v="urn:schemas-microsoft-com:vml" xmlns:w10="urn:schemas-microsoft-com:office:word" xmlns:w="http://schemas.openxmlformats.org/wordprocessingml/2006/main" xmlns:w14="http://schemas.microsoft.com/office/word/2010/wordml" xmlns:w15="http://schemas.microsoft.com/office/word/2012/wordml" xmlns:w16cex="http://schemas.microsoft.com/office/word/2018/wordml/cex" xmlns:w16cid="http://schemas.microsoft.com/office/word/2016/wordml/cid" xmlns:w16="http://schemas.microsoft.com/office/word/2018/wordml" xmlns:w16sdtdh="http://schemas.microsoft.com/office/word/2020/wordml/sdtdatahash" xmlns:w16sdtfl="http://schemas.microsoft.com/office/word/2024/wordml/sdtformatlock" xmlns:w16se="http://schemas.microsoft.com/office/word/2015/wordml/symex" xmlns:w16du="http://schemas.microsoft.com/office/word/2023/wordml/word16du" xmlns:wne="http://schemas.microsoft.com/office/word/2006/wordml" mc:Ignorable="w14 w15 w16se w16cid w16 w16cex w16sdtdh w16sdtfl w16du wp14">
   <w:body>
     <w:p>
       <w:pPr>
@@ -990,12 +990,14 @@
             <w:pPr>
               <w:rPr>
                 <w:b w:val="0"/>
+                <w:lang w:val="de-DE"/>
               </w:rPr>
             </w:pPr>
             <w:proofErr w:type="gramStart"/>
             <w:r>
               <w:rPr>
                 <w:b w:val="0"/>
+                <w:lang w:val="de-DE"/>
               </w:rPr>
               <w:t>VNA :</w:t>
             </w:r>
@@ -1003,6 +1005,7 @@
             <w:r>
               <w:rPr>
                 <w:b w:val="0"/>
+                <w:lang w:val="de-DE"/>
               </w:rPr>
               <w:t xml:space="preserve"> Agilent N5230C 10MHz - 20GHz</w:t>
             </w:r>
@@ -1010,7 +1013,13 @@
         </w:tc>
       </w:tr>
     </w:tbl>
-    <w:p/>
+    <w:p>
+      <w:pPr>
+        <w:rPr>
+          <w:lang w:val="de-DE"/>
+        </w:rPr>
+      </w:pPr>
+    </w:p>
     <w:tbl>
       <w:tblPr>
         <w:tblStyle w:val="PlainTable1"/>
@@ -7721,7 +7730,19 @@
               <w:rPr>
                 <w:color w:val="00B050"/>
               </w:rPr>
-              <w:t>-48.2</w:t>
+              <w:t>-</w:t>
+            </w:r>
+            <w:r>
+              <w:rPr>
+                <w:color w:val="00B050"/>
+              </w:rPr>
+              <w:t>3</w:t>
+            </w:r>
+            <w:r>
+              <w:rPr>
+                <w:color w:val="00B050"/>
+              </w:rPr>
+              <w:t>8.2</w:t>
             </w:r>
           </w:p>
         </w:tc>
@@ -9028,19 +9049,7 @@
               <w:rPr>
                 <w:color w:val="00B050"/>
               </w:rPr>
-              <w:t>0.0</w:t>
-            </w:r>
-            <w:r>
-              <w:rPr>
-                <w:color w:val="00B050"/>
-              </w:rPr>
-              <w:t>0</w:t>
-            </w:r>
-            <w:r>
-              <w:rPr>
-                <w:color w:val="00B050"/>
-              </w:rPr>
-              <w:t>8</w:t>
+              <w:t>0.008</w:t>
             </w:r>
           </w:p>
         </w:tc>
@@ -10390,7 +10399,7 @@
 </file>
 
 <file path=word/styles.xml><?xml version="1.0" encoding="utf-8"?>
-<w:styles xmlns:mc="http://schemas.openxmlformats.org/markup-compatibility/2006" xmlns:r="http://schemas.openxmlformats.org/officeDocument/2006/relationships" xmlns:w="http://schemas.openxmlformats.org/wordprocessingml/2006/main" xmlns:w14="http://schemas.microsoft.com/office/word/2010/wordml" xmlns:w15="http://schemas.microsoft.com/office/word/2012/wordml" xmlns:w16cex="http://schemas.microsoft.com/office/word/2018/wordml/cex" xmlns:w16cid="http://schemas.microsoft.com/office/word/2016/wordml/cid" xmlns:w16="http://schemas.microsoft.com/office/word/2018/wordml" xmlns:w16du="http://schemas.microsoft.com/office/word/2023/wordml/word16du" xmlns:w16sdtdh="http://schemas.microsoft.com/office/word/2020/wordml/sdtdatahash" xmlns:w16sdtfl="http://schemas.microsoft.com/office/word/2024/wordml/sdtformatlock" xmlns:w16se="http://schemas.microsoft.com/office/word/2015/wordml/symex" mc:Ignorable="w14 w15 w16se w16cid w16 w16cex w16sdtdh w16sdtfl w16du">
+<w:styles xmlns:mc="http://schemas.openxmlformats.org/markup-compatibility/2006" xmlns:r="http://schemas.openxmlformats.org/officeDocument/2006/relationships" xmlns:w="http://schemas.openxmlformats.org/wordprocessingml/2006/main" xmlns:w14="http://schemas.microsoft.com/office/word/2010/wordml" xmlns:w15="http://schemas.microsoft.com/office/word/2012/wordml" xmlns:w16cex="http://schemas.microsoft.com/office/word/2018/wordml/cex" xmlns:w16cid="http://schemas.microsoft.com/office/word/2016/wordml/cid" xmlns:w16="http://schemas.microsoft.com/office/word/2018/wordml" xmlns:w16sdtdh="http://schemas.microsoft.com/office/word/2020/wordml/sdtdatahash" xmlns:w16sdtfl="http://schemas.microsoft.com/office/word/2024/wordml/sdtformatlock" xmlns:w16se="http://schemas.microsoft.com/office/word/2015/wordml/symex" xmlns:w16du="http://schemas.microsoft.com/office/word/2023/wordml/word16du" mc:Ignorable="w14 w15 w16se w16cid w16 w16cex w16sdtdh w16sdtfl w16du">
   <w:docDefaults>
     <w:rPrDefault>
       <w:rPr>
